--- a/engroh-KHAN0384/ENGROH-2602-IB-CORRIGENDUM.docx
+++ b/engroh-KHAN0384/ENGROH-2602-IB-CORRIGENDUM.docx
@@ -1513,8 +1513,8 @@
           <w:footerReference w:type="default" r:id="rId3"/>
           <w:footerReference w:type="first" r:id="rId4"/>
           <w:type w:val="nextPage"/>
-          <w:pgSz w:w="12240" w:h="20160"/>
-          <w:pgMar w:left="1440" w:right="1440" w:gutter="0" w:header="0" w:top="8640" w:footer="2160" w:bottom="2963"/>
+          <w:pgSz w:w="12240" w:h="18720"/>
+          <w:pgMar w:left="1440" w:right="1440" w:gutter="0" w:header="0" w:top="7200" w:footer="2160" w:bottom="2963"/>
           <w:pgNumType w:fmt="decimal"/>
           <w:formProt w:val="false"/>
           <w:textDirection w:val="lrTb"/>
@@ -2369,7 +2369,7 @@
       <w:footerReference w:type="default" r:id="rId7"/>
       <w:footerReference w:type="first" r:id="rId8"/>
       <w:type w:val="nextPage"/>
-      <w:pgSz w:w="12240" w:h="20160"/>
+      <w:pgSz w:w="12240" w:h="18720"/>
       <w:pgMar w:left="1440" w:right="1440" w:gutter="0" w:header="0" w:top="2160" w:footer="1440" w:bottom="2243"/>
       <w:pgNumType w:fmt="decimal"/>
       <w:formProt w:val="false"/>
@@ -2456,100 +2456,7 @@
             </w:rPr>
           </w:pPr>
           <w:r>
-            <w:rPr>
-              <w:rFonts w:ascii="Calibri" w:hAnsi="Calibri"/>
-              <w:sz w:val="20"/>
-              <w:szCs w:val="20"/>
-            </w:rPr>
-            <w:t xml:space="preserve">Page </w:t>
-          </w:r>
-          <w:r>
-            <w:rPr>
-              <w:rFonts w:ascii="Calibri" w:hAnsi="Calibri"/>
-              <w:sz w:val="20"/>
-              <w:szCs w:val="20"/>
-            </w:rPr>
-            <w:fldChar w:fldCharType="begin"/>
-          </w:r>
-          <w:r>
-            <w:rPr>
-              <w:rFonts w:ascii="Calibri" w:hAnsi="Calibri"/>
-              <w:sz w:val="20"/>
-              <w:szCs w:val="20"/>
-            </w:rPr>
-            <w:instrText xml:space="preserve"> PAGE </w:instrText>
-          </w:r>
-          <w:r>
-            <w:rPr>
-              <w:rFonts w:ascii="Calibri" w:hAnsi="Calibri"/>
-              <w:sz w:val="20"/>
-              <w:szCs w:val="20"/>
-            </w:rPr>
-            <w:fldChar w:fldCharType="separate"/>
-          </w:r>
-          <w:r>
-            <w:rPr>
-              <w:rFonts w:ascii="Calibri" w:hAnsi="Calibri"/>
-              <w:sz w:val="20"/>
-              <w:szCs w:val="20"/>
-            </w:rPr>
-            <w:t>1</w:t>
-          </w:r>
-          <w:r>
-            <w:rPr>
-              <w:rFonts w:ascii="Calibri" w:hAnsi="Calibri"/>
-              <w:sz w:val="20"/>
-              <w:szCs w:val="20"/>
-            </w:rPr>
-            <w:fldChar w:fldCharType="end"/>
-          </w:r>
-          <w:r>
-            <w:rPr>
-              <w:rFonts w:ascii="Calibri" w:hAnsi="Calibri"/>
-              <w:sz w:val="20"/>
-              <w:szCs w:val="20"/>
-            </w:rPr>
-            <w:t xml:space="preserve"> of </w:t>
-          </w:r>
-          <w:r>
-            <w:rPr>
-              <w:rFonts w:ascii="Calibri" w:hAnsi="Calibri"/>
-              <w:sz w:val="20"/>
-              <w:szCs w:val="20"/>
-            </w:rPr>
-            <w:fldChar w:fldCharType="begin"/>
-          </w:r>
-          <w:r>
-            <w:rPr>
-              <w:rFonts w:ascii="Calibri" w:hAnsi="Calibri"/>
-              <w:sz w:val="20"/>
-              <w:szCs w:val="20"/>
-            </w:rPr>
-            <w:instrText xml:space="preserve"> NUMPAGES </w:instrText>
-          </w:r>
-          <w:r>
-            <w:rPr>
-              <w:rFonts w:ascii="Calibri" w:hAnsi="Calibri"/>
-              <w:sz w:val="20"/>
-              <w:szCs w:val="20"/>
-            </w:rPr>
-            <w:fldChar w:fldCharType="separate"/>
-          </w:r>
-          <w:r>
-            <w:rPr>
-              <w:rFonts w:ascii="Calibri" w:hAnsi="Calibri"/>
-              <w:sz w:val="20"/>
-              <w:szCs w:val="20"/>
-            </w:rPr>
-            <w:t>2</w:t>
-          </w:r>
-          <w:r>
-            <w:rPr>
-              <w:rFonts w:ascii="Calibri" w:hAnsi="Calibri"/>
-              <w:sz w:val="20"/>
-              <w:szCs w:val="20"/>
-            </w:rPr>
-            <w:fldChar w:fldCharType="end"/>
+            <w:rPr/>
           </w:r>
         </w:p>
       </w:tc>
@@ -2629,100 +2536,7 @@
             </w:rPr>
           </w:pPr>
           <w:r>
-            <w:rPr>
-              <w:rFonts w:ascii="Calibri" w:hAnsi="Calibri"/>
-              <w:sz w:val="20"/>
-              <w:szCs w:val="20"/>
-            </w:rPr>
-            <w:t xml:space="preserve">Page </w:t>
-          </w:r>
-          <w:r>
-            <w:rPr>
-              <w:rFonts w:ascii="Calibri" w:hAnsi="Calibri"/>
-              <w:sz w:val="20"/>
-              <w:szCs w:val="20"/>
-            </w:rPr>
-            <w:fldChar w:fldCharType="begin"/>
-          </w:r>
-          <w:r>
-            <w:rPr>
-              <w:rFonts w:ascii="Calibri" w:hAnsi="Calibri"/>
-              <w:sz w:val="20"/>
-              <w:szCs w:val="20"/>
-            </w:rPr>
-            <w:instrText xml:space="preserve"> PAGE </w:instrText>
-          </w:r>
-          <w:r>
-            <w:rPr>
-              <w:rFonts w:ascii="Calibri" w:hAnsi="Calibri"/>
-              <w:sz w:val="20"/>
-              <w:szCs w:val="20"/>
-            </w:rPr>
-            <w:fldChar w:fldCharType="separate"/>
-          </w:r>
-          <w:r>
-            <w:rPr>
-              <w:rFonts w:ascii="Calibri" w:hAnsi="Calibri"/>
-              <w:sz w:val="20"/>
-              <w:szCs w:val="20"/>
-            </w:rPr>
-            <w:t>1</w:t>
-          </w:r>
-          <w:r>
-            <w:rPr>
-              <w:rFonts w:ascii="Calibri" w:hAnsi="Calibri"/>
-              <w:sz w:val="20"/>
-              <w:szCs w:val="20"/>
-            </w:rPr>
-            <w:fldChar w:fldCharType="end"/>
-          </w:r>
-          <w:r>
-            <w:rPr>
-              <w:rFonts w:ascii="Calibri" w:hAnsi="Calibri"/>
-              <w:sz w:val="20"/>
-              <w:szCs w:val="20"/>
-            </w:rPr>
-            <w:t xml:space="preserve"> of </w:t>
-          </w:r>
-          <w:r>
-            <w:rPr>
-              <w:rFonts w:ascii="Calibri" w:hAnsi="Calibri"/>
-              <w:sz w:val="20"/>
-              <w:szCs w:val="20"/>
-            </w:rPr>
-            <w:fldChar w:fldCharType="begin"/>
-          </w:r>
-          <w:r>
-            <w:rPr>
-              <w:rFonts w:ascii="Calibri" w:hAnsi="Calibri"/>
-              <w:sz w:val="20"/>
-              <w:szCs w:val="20"/>
-            </w:rPr>
-            <w:instrText xml:space="preserve"> NUMPAGES </w:instrText>
-          </w:r>
-          <w:r>
-            <w:rPr>
-              <w:rFonts w:ascii="Calibri" w:hAnsi="Calibri"/>
-              <w:sz w:val="20"/>
-              <w:szCs w:val="20"/>
-            </w:rPr>
-            <w:fldChar w:fldCharType="separate"/>
-          </w:r>
-          <w:r>
-            <w:rPr>
-              <w:rFonts w:ascii="Calibri" w:hAnsi="Calibri"/>
-              <w:sz w:val="20"/>
-              <w:szCs w:val="20"/>
-            </w:rPr>
-            <w:t>2</w:t>
-          </w:r>
-          <w:r>
-            <w:rPr>
-              <w:rFonts w:ascii="Calibri" w:hAnsi="Calibri"/>
-              <w:sz w:val="20"/>
-              <w:szCs w:val="20"/>
-            </w:rPr>
-            <w:fldChar w:fldCharType="end"/>
+            <w:rPr/>
           </w:r>
         </w:p>
       </w:tc>
@@ -2816,100 +2630,7 @@
             </w:rPr>
           </w:pPr>
           <w:r>
-            <w:rPr>
-              <w:rFonts w:ascii="Calibri" w:hAnsi="Calibri"/>
-              <w:sz w:val="20"/>
-              <w:szCs w:val="20"/>
-            </w:rPr>
-            <w:t xml:space="preserve">Page </w:t>
-          </w:r>
-          <w:r>
-            <w:rPr>
-              <w:rFonts w:ascii="Calibri" w:hAnsi="Calibri"/>
-              <w:sz w:val="20"/>
-              <w:szCs w:val="20"/>
-            </w:rPr>
-            <w:fldChar w:fldCharType="begin"/>
-          </w:r>
-          <w:r>
-            <w:rPr>
-              <w:rFonts w:ascii="Calibri" w:hAnsi="Calibri"/>
-              <w:sz w:val="20"/>
-              <w:szCs w:val="20"/>
-            </w:rPr>
-            <w:instrText xml:space="preserve"> PAGE </w:instrText>
-          </w:r>
-          <w:r>
-            <w:rPr>
-              <w:rFonts w:ascii="Calibri" w:hAnsi="Calibri"/>
-              <w:sz w:val="20"/>
-              <w:szCs w:val="20"/>
-            </w:rPr>
-            <w:fldChar w:fldCharType="separate"/>
-          </w:r>
-          <w:r>
-            <w:rPr>
-              <w:rFonts w:ascii="Calibri" w:hAnsi="Calibri"/>
-              <w:sz w:val="20"/>
-              <w:szCs w:val="20"/>
-            </w:rPr>
-            <w:t>2</w:t>
-          </w:r>
-          <w:r>
-            <w:rPr>
-              <w:rFonts w:ascii="Calibri" w:hAnsi="Calibri"/>
-              <w:sz w:val="20"/>
-              <w:szCs w:val="20"/>
-            </w:rPr>
-            <w:fldChar w:fldCharType="end"/>
-          </w:r>
-          <w:r>
-            <w:rPr>
-              <w:rFonts w:ascii="Calibri" w:hAnsi="Calibri"/>
-              <w:sz w:val="20"/>
-              <w:szCs w:val="20"/>
-            </w:rPr>
-            <w:t xml:space="preserve"> of </w:t>
-          </w:r>
-          <w:r>
-            <w:rPr>
-              <w:rFonts w:ascii="Calibri" w:hAnsi="Calibri"/>
-              <w:sz w:val="20"/>
-              <w:szCs w:val="20"/>
-            </w:rPr>
-            <w:fldChar w:fldCharType="begin"/>
-          </w:r>
-          <w:r>
-            <w:rPr>
-              <w:rFonts w:ascii="Calibri" w:hAnsi="Calibri"/>
-              <w:sz w:val="20"/>
-              <w:szCs w:val="20"/>
-            </w:rPr>
-            <w:instrText xml:space="preserve"> NUMPAGES </w:instrText>
-          </w:r>
-          <w:r>
-            <w:rPr>
-              <w:rFonts w:ascii="Calibri" w:hAnsi="Calibri"/>
-              <w:sz w:val="20"/>
-              <w:szCs w:val="20"/>
-            </w:rPr>
-            <w:fldChar w:fldCharType="separate"/>
-          </w:r>
-          <w:r>
-            <w:rPr>
-              <w:rFonts w:ascii="Calibri" w:hAnsi="Calibri"/>
-              <w:sz w:val="20"/>
-              <w:szCs w:val="20"/>
-            </w:rPr>
-            <w:t>2</w:t>
-          </w:r>
-          <w:r>
-            <w:rPr>
-              <w:rFonts w:ascii="Calibri" w:hAnsi="Calibri"/>
-              <w:sz w:val="20"/>
-              <w:szCs w:val="20"/>
-            </w:rPr>
-            <w:fldChar w:fldCharType="end"/>
+            <w:rPr/>
           </w:r>
         </w:p>
       </w:tc>
@@ -2989,100 +2710,7 @@
             </w:rPr>
           </w:pPr>
           <w:r>
-            <w:rPr>
-              <w:rFonts w:ascii="Calibri" w:hAnsi="Calibri"/>
-              <w:sz w:val="20"/>
-              <w:szCs w:val="20"/>
-            </w:rPr>
-            <w:t xml:space="preserve">Page </w:t>
-          </w:r>
-          <w:r>
-            <w:rPr>
-              <w:rFonts w:ascii="Calibri" w:hAnsi="Calibri"/>
-              <w:sz w:val="20"/>
-              <w:szCs w:val="20"/>
-            </w:rPr>
-            <w:fldChar w:fldCharType="begin"/>
-          </w:r>
-          <w:r>
-            <w:rPr>
-              <w:rFonts w:ascii="Calibri" w:hAnsi="Calibri"/>
-              <w:sz w:val="20"/>
-              <w:szCs w:val="20"/>
-            </w:rPr>
-            <w:instrText xml:space="preserve"> PAGE </w:instrText>
-          </w:r>
-          <w:r>
-            <w:rPr>
-              <w:rFonts w:ascii="Calibri" w:hAnsi="Calibri"/>
-              <w:sz w:val="20"/>
-              <w:szCs w:val="20"/>
-            </w:rPr>
-            <w:fldChar w:fldCharType="separate"/>
-          </w:r>
-          <w:r>
-            <w:rPr>
-              <w:rFonts w:ascii="Calibri" w:hAnsi="Calibri"/>
-              <w:sz w:val="20"/>
-              <w:szCs w:val="20"/>
-            </w:rPr>
-            <w:t>2</w:t>
-          </w:r>
-          <w:r>
-            <w:rPr>
-              <w:rFonts w:ascii="Calibri" w:hAnsi="Calibri"/>
-              <w:sz w:val="20"/>
-              <w:szCs w:val="20"/>
-            </w:rPr>
-            <w:fldChar w:fldCharType="end"/>
-          </w:r>
-          <w:r>
-            <w:rPr>
-              <w:rFonts w:ascii="Calibri" w:hAnsi="Calibri"/>
-              <w:sz w:val="20"/>
-              <w:szCs w:val="20"/>
-            </w:rPr>
-            <w:t xml:space="preserve"> of </w:t>
-          </w:r>
-          <w:r>
-            <w:rPr>
-              <w:rFonts w:ascii="Calibri" w:hAnsi="Calibri"/>
-              <w:sz w:val="20"/>
-              <w:szCs w:val="20"/>
-            </w:rPr>
-            <w:fldChar w:fldCharType="begin"/>
-          </w:r>
-          <w:r>
-            <w:rPr>
-              <w:rFonts w:ascii="Calibri" w:hAnsi="Calibri"/>
-              <w:sz w:val="20"/>
-              <w:szCs w:val="20"/>
-            </w:rPr>
-            <w:instrText xml:space="preserve"> NUMPAGES </w:instrText>
-          </w:r>
-          <w:r>
-            <w:rPr>
-              <w:rFonts w:ascii="Calibri" w:hAnsi="Calibri"/>
-              <w:sz w:val="20"/>
-              <w:szCs w:val="20"/>
-            </w:rPr>
-            <w:fldChar w:fldCharType="separate"/>
-          </w:r>
-          <w:r>
-            <w:rPr>
-              <w:rFonts w:ascii="Calibri" w:hAnsi="Calibri"/>
-              <w:sz w:val="20"/>
-              <w:szCs w:val="20"/>
-            </w:rPr>
-            <w:t>2</w:t>
-          </w:r>
-          <w:r>
-            <w:rPr>
-              <w:rFonts w:ascii="Calibri" w:hAnsi="Calibri"/>
-              <w:sz w:val="20"/>
-              <w:szCs w:val="20"/>
-            </w:rPr>
-            <w:fldChar w:fldCharType="end"/>
+            <w:rPr/>
           </w:r>
         </w:p>
       </w:tc>
@@ -3124,7 +2752,7 @@
     <w:pPr>
       <w:widowControl/>
       <w:suppressAutoHyphens w:val="true"/>
-      <w:overflowPunct w:val="false"/>
+      <w:overflowPunct w:val="true"/>
       <w:bidi w:val="0"/>
       <w:spacing w:before="0" w:after="0"/>
       <w:jc w:val="start"/>
@@ -3150,8 +2778,8 @@
       <w:u w:val="single"/>
     </w:rPr>
   </w:style>
-  <w:style w:type="character" w:styleId="Bulletsuser">
-    <w:name w:val="Bullets (user)"/>
+  <w:style w:type="character" w:styleId="Bullets">
+    <w:name w:val="Bullets"/>
     <w:qFormat/>
     <w:rPr>
       <w:rFonts w:ascii="OpenSymbol" w:hAnsi="OpenSymbol" w:eastAsia="OpenSymbol" w:cs="OpenSymbol"/>
